--- a/public/fun/forms/이력서_비서·사무행정_2_사이드바형.docx
+++ b/public/fun/forms/이력서_비서·사무행정_2_사이드바형.docx
@@ -521,166 +521,6 @@
                 <w:color w:val="1E2552"/>
                 <w:sz w:val="24"/>
               </w:rPr>
-              <w:t>경 력</w:t>
-            </w:r>
-          </w:p>
-          <w:p>
-            <w:pPr>
-              <w:tabs>
-                <w:tab w:pos="2030" w:val="left"/>
-              </w:tabs>
-              <w:spacing w:before="140" w:after="0"/>
-              <w:ind w:left="2030" w:hanging="1590"/>
-              <w:jc w:val="left"/>
-            </w:pPr>
-            <w:r>
-              <w:rPr>
-                <w:color w:val="A9B0B8"/>
-                <w:sz w:val="17"/>
-              </w:rPr>
-              <w:t>기 간</w:t>
-            </w:r>
-            <w:r>
-              <w:rPr>
-                <w:b/>
-                <w:color w:val="1E2552"/>
-                <w:sz w:val="21"/>
-              </w:rPr>
-              <w:tab/>
-              <w:t>회사명 / 부서</w:t>
-            </w:r>
-          </w:p>
-          <w:p>
-            <w:pPr>
-              <w:spacing w:before="0" w:after="0"/>
-              <w:ind w:left="2030" w:right="400"/>
-              <w:jc w:val="left"/>
-            </w:pPr>
-            <w:r>
-              <w:rPr>
-                <w:color w:val="A9B0B8"/>
-                <w:sz w:val="18"/>
-              </w:rPr>
-              <w:t>직 위 · 담당 업무</w:t>
-            </w:r>
-          </w:p>
-          <w:p>
-            <w:pPr>
-              <w:spacing w:before="0" w:after="0" w:lineRule="exact" w:line="300"/>
-              <w:ind w:left="2030" w:right="400"/>
-              <w:jc w:val="left"/>
-            </w:pPr>
-          </w:p>
-          <w:p>
-            <w:pPr>
-              <w:tabs>
-                <w:tab w:pos="2030" w:val="left"/>
-              </w:tabs>
-              <w:spacing w:before="140" w:after="0"/>
-              <w:ind w:left="2030" w:hanging="1590"/>
-              <w:jc w:val="left"/>
-            </w:pPr>
-            <w:r>
-              <w:rPr>
-                <w:color w:val="A9B0B8"/>
-                <w:sz w:val="17"/>
-              </w:rPr>
-              <w:t>기 간</w:t>
-            </w:r>
-            <w:r>
-              <w:rPr>
-                <w:b/>
-                <w:color w:val="1E2552"/>
-                <w:sz w:val="21"/>
-              </w:rPr>
-              <w:tab/>
-              <w:t>회사명 / 부서</w:t>
-            </w:r>
-          </w:p>
-          <w:p>
-            <w:pPr>
-              <w:spacing w:before="0" w:after="0"/>
-              <w:ind w:left="2030" w:right="400"/>
-              <w:jc w:val="left"/>
-            </w:pPr>
-            <w:r>
-              <w:rPr>
-                <w:color w:val="A9B0B8"/>
-                <w:sz w:val="18"/>
-              </w:rPr>
-              <w:t>직 위 · 담당 업무</w:t>
-            </w:r>
-          </w:p>
-          <w:p>
-            <w:pPr>
-              <w:spacing w:before="0" w:after="0" w:lineRule="exact" w:line="300"/>
-              <w:ind w:left="2030" w:right="400"/>
-              <w:jc w:val="left"/>
-            </w:pPr>
-          </w:p>
-          <w:p>
-            <w:pPr>
-              <w:tabs>
-                <w:tab w:pos="2030" w:val="left"/>
-              </w:tabs>
-              <w:spacing w:before="140" w:after="0"/>
-              <w:ind w:left="2030" w:hanging="1590"/>
-              <w:jc w:val="left"/>
-            </w:pPr>
-            <w:r>
-              <w:rPr>
-                <w:color w:val="A9B0B8"/>
-                <w:sz w:val="17"/>
-              </w:rPr>
-              <w:t>기 간</w:t>
-            </w:r>
-            <w:r>
-              <w:rPr>
-                <w:b/>
-                <w:color w:val="1E2552"/>
-                <w:sz w:val="21"/>
-              </w:rPr>
-              <w:tab/>
-              <w:t>회사명 / 부서</w:t>
-            </w:r>
-          </w:p>
-          <w:p>
-            <w:pPr>
-              <w:spacing w:before="0" w:after="0"/>
-              <w:ind w:left="2030" w:right="400"/>
-              <w:jc w:val="left"/>
-            </w:pPr>
-            <w:r>
-              <w:rPr>
-                <w:color w:val="A9B0B8"/>
-                <w:sz w:val="18"/>
-              </w:rPr>
-              <w:t>직 위 · 담당 업무</w:t>
-            </w:r>
-          </w:p>
-          <w:p>
-            <w:pPr>
-              <w:spacing w:before="0" w:after="0" w:lineRule="exact" w:line="300"/>
-              <w:ind w:left="2030" w:right="400"/>
-              <w:jc w:val="left"/>
-            </w:pPr>
-          </w:p>
-          <w:p>
-            <w:pPr>
-              <w:pBdr>
-                <w:bottom w:val="single" w:sz="4" w:space="1" w:color="3B4587"/>
-              </w:pBdr>
-              <w:spacing w:before="320" w:after="80"/>
-              <w:ind w:left="440" w:right="400"/>
-              <w:jc w:val="left"/>
-            </w:pPr>
-            <w:r>
-              <w:rPr>
-                <w:rFonts w:ascii="맑은 고딕" w:hAnsi="맑은 고딕" w:eastAsia="맑은 고딕" w:cs="맑은 고딕"/>
-                <w:b/>
-                <w:color w:val="1E2552"/>
-                <w:sz w:val="24"/>
-              </w:rPr>
               <w:t>어학 · 자격</w:t>
             </w:r>
           </w:p>
@@ -929,6 +769,166 @@
                 <w:sz w:val="18"/>
               </w:rPr>
               <w:t>전 공</w:t>
+            </w:r>
+          </w:p>
+          <w:p>
+            <w:pPr>
+              <w:spacing w:before="0" w:after="0" w:lineRule="exact" w:line="300"/>
+              <w:ind w:left="2030" w:right="400"/>
+              <w:jc w:val="left"/>
+            </w:pPr>
+          </w:p>
+          <w:p>
+            <w:pPr>
+              <w:pBdr>
+                <w:bottom w:val="single" w:sz="4" w:space="1" w:color="3B4587"/>
+              </w:pBdr>
+              <w:spacing w:before="320" w:after="80"/>
+              <w:ind w:left="440" w:right="400"/>
+              <w:jc w:val="left"/>
+            </w:pPr>
+            <w:r>
+              <w:rPr>
+                <w:rFonts w:ascii="맑은 고딕" w:hAnsi="맑은 고딕" w:eastAsia="맑은 고딕" w:cs="맑은 고딕"/>
+                <w:b/>
+                <w:color w:val="1E2552"/>
+                <w:sz w:val="24"/>
+              </w:rPr>
+              <w:t>경 력</w:t>
+            </w:r>
+          </w:p>
+          <w:p>
+            <w:pPr>
+              <w:tabs>
+                <w:tab w:pos="2030" w:val="left"/>
+              </w:tabs>
+              <w:spacing w:before="140" w:after="0"/>
+              <w:ind w:left="2030" w:hanging="1590"/>
+              <w:jc w:val="left"/>
+            </w:pPr>
+            <w:r>
+              <w:rPr>
+                <w:color w:val="A9B0B8"/>
+                <w:sz w:val="17"/>
+              </w:rPr>
+              <w:t>기 간</w:t>
+            </w:r>
+            <w:r>
+              <w:rPr>
+                <w:b/>
+                <w:color w:val="1E2552"/>
+                <w:sz w:val="21"/>
+              </w:rPr>
+              <w:tab/>
+              <w:t>회사명 / 부서</w:t>
+            </w:r>
+          </w:p>
+          <w:p>
+            <w:pPr>
+              <w:spacing w:before="0" w:after="0"/>
+              <w:ind w:left="2030" w:right="400"/>
+              <w:jc w:val="left"/>
+            </w:pPr>
+            <w:r>
+              <w:rPr>
+                <w:color w:val="A9B0B8"/>
+                <w:sz w:val="18"/>
+              </w:rPr>
+              <w:t>직 위 · 담당 업무</w:t>
+            </w:r>
+          </w:p>
+          <w:p>
+            <w:pPr>
+              <w:spacing w:before="0" w:after="0" w:lineRule="exact" w:line="300"/>
+              <w:ind w:left="2030" w:right="400"/>
+              <w:jc w:val="left"/>
+            </w:pPr>
+          </w:p>
+          <w:p>
+            <w:pPr>
+              <w:tabs>
+                <w:tab w:pos="2030" w:val="left"/>
+              </w:tabs>
+              <w:spacing w:before="140" w:after="0"/>
+              <w:ind w:left="2030" w:hanging="1590"/>
+              <w:jc w:val="left"/>
+            </w:pPr>
+            <w:r>
+              <w:rPr>
+                <w:color w:val="A9B0B8"/>
+                <w:sz w:val="17"/>
+              </w:rPr>
+              <w:t>기 간</w:t>
+            </w:r>
+            <w:r>
+              <w:rPr>
+                <w:b/>
+                <w:color w:val="1E2552"/>
+                <w:sz w:val="21"/>
+              </w:rPr>
+              <w:tab/>
+              <w:t>회사명 / 부서</w:t>
+            </w:r>
+          </w:p>
+          <w:p>
+            <w:pPr>
+              <w:spacing w:before="0" w:after="0"/>
+              <w:ind w:left="2030" w:right="400"/>
+              <w:jc w:val="left"/>
+            </w:pPr>
+            <w:r>
+              <w:rPr>
+                <w:color w:val="A9B0B8"/>
+                <w:sz w:val="18"/>
+              </w:rPr>
+              <w:t>직 위 · 담당 업무</w:t>
+            </w:r>
+          </w:p>
+          <w:p>
+            <w:pPr>
+              <w:spacing w:before="0" w:after="0" w:lineRule="exact" w:line="300"/>
+              <w:ind w:left="2030" w:right="400"/>
+              <w:jc w:val="left"/>
+            </w:pPr>
+          </w:p>
+          <w:p>
+            <w:pPr>
+              <w:tabs>
+                <w:tab w:pos="2030" w:val="left"/>
+              </w:tabs>
+              <w:spacing w:before="140" w:after="0"/>
+              <w:ind w:left="2030" w:hanging="1590"/>
+              <w:jc w:val="left"/>
+            </w:pPr>
+            <w:r>
+              <w:rPr>
+                <w:color w:val="A9B0B8"/>
+                <w:sz w:val="17"/>
+              </w:rPr>
+              <w:t>기 간</w:t>
+            </w:r>
+            <w:r>
+              <w:rPr>
+                <w:b/>
+                <w:color w:val="1E2552"/>
+                <w:sz w:val="21"/>
+              </w:rPr>
+              <w:tab/>
+              <w:t>회사명 / 부서</w:t>
+            </w:r>
+          </w:p>
+          <w:p>
+            <w:pPr>
+              <w:spacing w:before="0" w:after="0"/>
+              <w:ind w:left="2030" w:right="400"/>
+              <w:jc w:val="left"/>
+            </w:pPr>
+            <w:r>
+              <w:rPr>
+                <w:color w:val="A9B0B8"/>
+                <w:sz w:val="18"/>
+              </w:rPr>
+              <w:t>직 위 · 담당 업무</w:t>
             </w:r>
           </w:p>
           <w:p>

--- a/public/fun/forms/이력서_비서·사무행정_2_사이드바형.docx
+++ b/public/fun/forms/이력서_비서·사무행정_2_사이드바형.docx
@@ -1210,7 +1210,7 @@
                 <w:color w:val="3B4587"/>
                 <w:sz w:val="19"/>
               </w:rPr>
-              <w:t>2021~현재 · ○○(주) 대표이사 비서 · 일정 조율 월 60건 · 회의 자료 준비 시간 40% 단축</w:t>
+              <w:t>기간 입력 · ○○(주) 대표이사 비서 · 일정 조율 월 60건 · 회의 자료 준비 시간 40% 단축</w:t>
             </w:r>
           </w:p>
         </w:tc>
